--- a/docs/切线算法涉及的数据.docx
+++ b/docs/切线算法涉及的数据.docx
@@ -842,9 +842,6 @@
           <w:ilvl w:val="0"/>
           <w:numId w:val="1"/>
         </w:numPr>
-        <w:rPr>
-          <w:rFonts w:hint="eastAsia"/>
-        </w:rPr>
       </w:pPr>
       <w:r>
         <w:rPr>
@@ -865,8 +862,16 @@
         <w:rPr>
           <w:color w:val="00B050"/>
         </w:rPr>
-        <w:t>机台API_getData</w:t>
-      </w:r>
+        <w:t>机台</w:t>
+      </w:r>
+      <w:proofErr w:type="spellStart"/>
+      <w:r>
+        <w:rPr>
+          <w:color w:val="00B050"/>
+        </w:rPr>
+        <w:t>API_getData</w:t>
+      </w:r>
+      <w:proofErr w:type="spellEnd"/>
       <w:r>
         <w:rPr>
           <w:color w:val="00B050"/>
@@ -901,59 +906,58 @@
         </w:numPr>
         <w:rPr>
           <w:rFonts w:hint="eastAsia"/>
-          <w:color w:val="00B050"/>
-        </w:rPr>
-      </w:pPr>
-      <w:r>
-        <w:rPr>
-          <w:rFonts w:hint="eastAsia"/>
-          <w:color w:val="000000" w:themeColor="text1"/>
-        </w:rPr>
-        <w:t>机台吞入速率</w:t>
-      </w:r>
-      <w:r>
-        <w:rPr>
-          <w:rFonts w:hint="eastAsia"/>
-          <w:color w:val="000000" w:themeColor="text1"/>
+          <w:color w:val="7030A0"/>
+        </w:rPr>
+      </w:pPr>
+      <w:r>
+        <w:rPr>
+          <w:rFonts w:hint="eastAsia"/>
+          <w:color w:val="7030A0"/>
+        </w:rPr>
+        <w:t>机台</w:t>
+      </w:r>
+      <w:proofErr w:type="gramStart"/>
+      <w:r>
+        <w:rPr>
+          <w:rFonts w:hint="eastAsia"/>
+          <w:color w:val="7030A0"/>
+        </w:rPr>
+        <w:t>所属产线</w:t>
+      </w:r>
+      <w:r>
+        <w:rPr>
+          <w:rFonts w:hint="eastAsia"/>
+          <w:color w:val="7030A0"/>
+        </w:rPr>
+        <w:t>编号</w:t>
+      </w:r>
+      <w:proofErr w:type="gramEnd"/>
+      <w:r>
+        <w:rPr>
+          <w:rFonts w:hint="eastAsia"/>
+          <w:color w:val="7030A0"/>
         </w:rPr>
         <w:t>：</w:t>
       </w:r>
       <w:r>
         <w:rPr>
-          <w:rFonts w:hint="eastAsia"/>
-          <w:color w:val="00B050"/>
-        </w:rPr>
-        <w:t>机台实时状态</w:t>
-      </w:r>
-      <w:r>
-        <w:rPr>
-          <w:color w:val="00B050"/>
-        </w:rPr>
-        <w:t>→ `</w:t>
-      </w:r>
-      <w:r>
-        <w:rPr>
-          <w:rFonts w:hint="eastAsia"/>
-        </w:rPr>
-        <w:t xml:space="preserve"> </w:t>
-      </w:r>
-      <w:r>
-        <w:rPr>
-          <w:color w:val="00B050"/>
-        </w:rPr>
-        <w:t>input_quantity</w:t>
-      </w:r>
-      <w:r>
-        <w:rPr>
-          <w:color w:val="00B050"/>
-        </w:rPr>
-        <w:t xml:space="preserve"> ` 字</w:t>
-      </w:r>
-      <w:r>
-        <w:rPr>
-          <w:color w:val="00B050"/>
-        </w:rPr>
-        <w:t>段</w:t>
+          <w:color w:val="7030A0"/>
+        </w:rPr>
+        <w:t>机台</w:t>
+      </w:r>
+      <w:proofErr w:type="spellStart"/>
+      <w:r>
+        <w:rPr>
+          <w:color w:val="7030A0"/>
+        </w:rPr>
+        <w:t>API_getData</w:t>
+      </w:r>
+      <w:proofErr w:type="spellEnd"/>
+      <w:r>
+        <w:rPr>
+          <w:color w:val="7030A0"/>
+        </w:rPr>
+        <w:t>→ `p166_ssgxbm_number ` 字段</w:t>
       </w:r>
     </w:p>
     <w:p>
@@ -964,74 +968,63 @@
           <w:numId w:val="1"/>
         </w:numPr>
         <w:rPr>
-          <w:color w:val="00B050"/>
-        </w:rPr>
-      </w:pPr>
-      <w:r>
-        <w:rPr>
-          <w:rFonts w:hint="eastAsia"/>
-          <w:color w:val="000000" w:themeColor="text1"/>
+          <w:color w:val="7030A0"/>
+        </w:rPr>
+      </w:pPr>
+      <w:r>
+        <w:rPr>
+          <w:rFonts w:hint="eastAsia"/>
+          <w:color w:val="7030A0"/>
         </w:rPr>
         <w:t>机台</w:t>
       </w:r>
-      <w:r>
-        <w:rPr>
-          <w:rFonts w:hint="eastAsia"/>
-          <w:color w:val="000000" w:themeColor="text1"/>
-        </w:rPr>
-        <w:t>产出速率</w:t>
-      </w:r>
-      <w:r>
-        <w:rPr>
-          <w:rFonts w:hint="eastAsia"/>
-          <w:color w:val="000000" w:themeColor="text1"/>
+      <w:proofErr w:type="gramStart"/>
+      <w:r>
+        <w:rPr>
+          <w:rFonts w:hint="eastAsia"/>
+          <w:color w:val="7030A0"/>
+        </w:rPr>
+        <w:t>所属产线名称</w:t>
+      </w:r>
+      <w:proofErr w:type="gramEnd"/>
+      <w:r>
+        <w:rPr>
+          <w:rFonts w:hint="eastAsia"/>
+          <w:color w:val="7030A0"/>
         </w:rPr>
         <w:t>：</w:t>
       </w:r>
       <w:r>
         <w:rPr>
-          <w:rFonts w:hint="eastAsia"/>
-          <w:color w:val="00B050"/>
-        </w:rPr>
-        <w:t>机台实时状态</w:t>
-      </w:r>
-      <w:r>
-        <w:rPr>
-          <w:color w:val="00B050"/>
+          <w:color w:val="7030A0"/>
+        </w:rPr>
+        <w:t>机台</w:t>
+      </w:r>
+      <w:proofErr w:type="spellStart"/>
+      <w:r>
+        <w:rPr>
+          <w:color w:val="7030A0"/>
+        </w:rPr>
+        <w:t>API_getData</w:t>
+      </w:r>
+      <w:proofErr w:type="spellEnd"/>
+      <w:r>
+        <w:rPr>
+          <w:color w:val="7030A0"/>
         </w:rPr>
         <w:t>→ `</w:t>
       </w:r>
       <w:r>
         <w:rPr>
-          <w:rFonts w:hint="eastAsia"/>
-        </w:rPr>
-        <w:t xml:space="preserve"> </w:t>
-      </w:r>
-      <w:proofErr w:type="spellStart"/>
-      <w:r>
-        <w:rPr>
-          <w:color w:val="00B050"/>
-        </w:rPr>
-        <w:t>out_quantity</w:t>
-      </w:r>
-      <w:proofErr w:type="spellEnd"/>
-      <w:r>
-        <w:rPr>
-          <w:color w:val="00B050"/>
-        </w:rPr>
-        <w:t xml:space="preserve"> </w:t>
-      </w:r>
-      <w:r>
-        <w:rPr>
-          <w:color w:val="00B050"/>
-        </w:rPr>
-        <w:t>` 字</w:t>
-      </w:r>
-      <w:r>
-        <w:rPr>
-          <w:color w:val="00B050"/>
-        </w:rPr>
-        <w:t>段</w:t>
+          <w:color w:val="7030A0"/>
+        </w:rPr>
+        <w:t>p166_sscxbm_name</w:t>
+      </w:r>
+      <w:r>
+        <w:rPr>
+          <w:color w:val="7030A0"/>
+        </w:rPr>
+        <w:t>` 字段</w:t>
       </w:r>
     </w:p>
     <w:p>
@@ -1043,66 +1036,41 @@
         </w:numPr>
         <w:rPr>
           <w:rFonts w:hint="eastAsia"/>
-          <w:color w:val="00B050"/>
-        </w:rPr>
-      </w:pPr>
-      <w:r>
-        <w:rPr>
-          <w:rFonts w:hint="eastAsia"/>
-          <w:color w:val="000000" w:themeColor="text1"/>
-        </w:rPr>
-        <w:t>订单与物料绑定的信息：</w:t>
-      </w:r>
-      <w:r>
-        <w:rPr>
-          <w:rFonts w:hint="eastAsia"/>
-          <w:color w:val="00B050"/>
-        </w:rPr>
-        <w:t>buffer实时库存</w:t>
-      </w:r>
-      <w:r>
-        <w:rPr>
-          <w:color w:val="00B050"/>
-        </w:rPr>
-        <w:t>→</w:t>
-      </w:r>
-      <w:r>
-        <w:rPr>
-          <w:color w:val="00B050"/>
-        </w:rPr>
-        <w:t xml:space="preserve"> `</w:t>
-      </w:r>
-      <w:r>
-        <w:rPr>
-          <w:rFonts w:hint="eastAsia"/>
-        </w:rPr>
-        <w:t xml:space="preserve"> </w:t>
+          <w:color w:val="7030A0"/>
+        </w:rPr>
+      </w:pPr>
+      <w:r>
+        <w:rPr>
+          <w:rFonts w:hint="eastAsia"/>
+          <w:color w:val="7030A0"/>
+        </w:rPr>
+        <w:t>Buffer所属循环编码：</w:t>
       </w:r>
       <w:proofErr w:type="spellStart"/>
       <w:r>
         <w:rPr>
-          <w:color w:val="00B050"/>
-        </w:rPr>
-        <w:t>out_quantity</w:t>
+          <w:color w:val="7030A0"/>
+        </w:rPr>
+        <w:t>buffer_api_getData</w:t>
       </w:r>
       <w:proofErr w:type="spellEnd"/>
       <w:r>
         <w:rPr>
-          <w:color w:val="00B050"/>
-        </w:rPr>
-        <w:t xml:space="preserve"> </w:t>
-      </w:r>
-      <w:r>
-        <w:rPr>
-          <w:color w:val="00B050"/>
-        </w:rPr>
-        <w:t>` 字</w:t>
-      </w:r>
-      <w:r>
-        <w:rPr>
-          <w:color w:val="00B050"/>
-        </w:rPr>
-        <w:t>段</w:t>
+          <w:color w:val="7030A0"/>
+        </w:rPr>
+        <w:t>→ `</w:t>
+      </w:r>
+      <w:r>
+        <w:rPr>
+          <w:color w:val="7030A0"/>
+        </w:rPr>
+        <w:t>p166_ssxhbh_number</w:t>
+      </w:r>
+      <w:r>
+        <w:rPr>
+          <w:color w:val="7030A0"/>
+        </w:rPr>
+        <w:t xml:space="preserve"> ` 字段</w:t>
       </w:r>
     </w:p>
     <w:p>
@@ -1114,34 +1082,291 @@
         </w:numPr>
         <w:rPr>
           <w:rFonts w:hint="eastAsia"/>
-          <w:color w:val="00B050"/>
-        </w:rPr>
-      </w:pPr>
-      <w:r>
-        <w:rPr>
-          <w:rFonts w:hint="eastAsia"/>
-          <w:color w:val="C00000"/>
+          <w:color w:val="7030A0"/>
+        </w:rPr>
+      </w:pPr>
+      <w:r>
+        <w:rPr>
+          <w:rFonts w:hint="eastAsia"/>
+          <w:color w:val="7030A0"/>
+        </w:rPr>
+        <w:t>Buffer所属循环</w:t>
+      </w:r>
+      <w:r>
+        <w:rPr>
+          <w:rFonts w:hint="eastAsia"/>
+          <w:color w:val="7030A0"/>
+        </w:rPr>
+        <w:t>名称</w:t>
+      </w:r>
+      <w:r>
+        <w:rPr>
+          <w:rFonts w:hint="eastAsia"/>
+          <w:color w:val="7030A0"/>
+        </w:rPr>
+        <w:t>：</w:t>
+      </w:r>
+      <w:proofErr w:type="spellStart"/>
+      <w:r>
+        <w:rPr>
+          <w:color w:val="7030A0"/>
+        </w:rPr>
+        <w:t>buffer_api_getData</w:t>
+      </w:r>
+      <w:proofErr w:type="spellEnd"/>
+      <w:r>
+        <w:rPr>
+          <w:color w:val="7030A0"/>
+        </w:rPr>
+        <w:t>→ `</w:t>
+      </w:r>
+      <w:r>
+        <w:rPr>
+          <w:color w:val="7030A0"/>
+        </w:rPr>
+        <w:t>p166_ssxhbh_name</w:t>
+      </w:r>
+      <w:r>
+        <w:rPr>
+          <w:color w:val="7030A0"/>
+        </w:rPr>
+        <w:t xml:space="preserve"> ` 字段</w:t>
+      </w:r>
+    </w:p>
+    <w:p>
+      <w:pPr>
+        <w:pStyle w:val="a9"/>
+        <w:numPr>
+          <w:ilvl w:val="0"/>
+          <w:numId w:val="1"/>
+        </w:numPr>
+        <w:rPr>
+          <w:rFonts w:hint="eastAsia"/>
+          <w:color w:val="00B050"/>
+        </w:rPr>
+      </w:pPr>
+      <w:r>
+        <w:rPr>
+          <w:color w:val="000000" w:themeColor="text1"/>
+        </w:rPr>
+        <w:t>上料的时段数量（维度是半小时）</w:t>
+      </w:r>
+      <w:r>
+        <w:rPr>
+          <w:rFonts w:hint="eastAsia"/>
+          <w:color w:val="000000" w:themeColor="text1"/>
+        </w:rPr>
+        <w:t>：</w:t>
+      </w:r>
+      <w:r>
+        <w:rPr>
+          <w:rFonts w:hint="eastAsia"/>
+          <w:color w:val="00B050"/>
+        </w:rPr>
+        <w:t>机台实时状态</w:t>
+      </w:r>
+      <w:r>
+        <w:rPr>
+          <w:color w:val="00B050"/>
+        </w:rPr>
+        <w:t>→ `</w:t>
+      </w:r>
+      <w:r>
+        <w:rPr>
+          <w:rFonts w:hint="eastAsia"/>
+        </w:rPr>
+        <w:t xml:space="preserve"> </w:t>
+      </w:r>
+      <w:proofErr w:type="spellStart"/>
+      <w:r>
+        <w:rPr>
+          <w:color w:val="00B050"/>
+        </w:rPr>
+        <w:t>input_quantity</w:t>
+      </w:r>
+      <w:proofErr w:type="spellEnd"/>
+      <w:r>
+        <w:rPr>
+          <w:color w:val="00B050"/>
+        </w:rPr>
+        <w:t xml:space="preserve"> ` 字</w:t>
+      </w:r>
+      <w:r>
+        <w:rPr>
+          <w:color w:val="00B050"/>
+        </w:rPr>
+        <w:t>段</w:t>
+      </w:r>
+    </w:p>
+    <w:p>
+      <w:pPr>
+        <w:pStyle w:val="a9"/>
+        <w:numPr>
+          <w:ilvl w:val="0"/>
+          <w:numId w:val="1"/>
+        </w:numPr>
+        <w:rPr>
+          <w:rFonts w:hint="eastAsia"/>
+          <w:color w:val="00B050"/>
+        </w:rPr>
+      </w:pPr>
+      <w:r>
+        <w:rPr>
+          <w:color w:val="000000" w:themeColor="text1"/>
+        </w:rPr>
+        <w:t>出料的时段数量（维度是半小时）</w:t>
+      </w:r>
+      <w:r>
+        <w:rPr>
+          <w:rFonts w:hint="eastAsia"/>
+          <w:color w:val="000000" w:themeColor="text1"/>
+        </w:rPr>
+        <w:t>：</w:t>
+      </w:r>
+      <w:r>
+        <w:rPr>
+          <w:rFonts w:hint="eastAsia"/>
+          <w:color w:val="00B050"/>
+        </w:rPr>
+        <w:t>机台实时状态</w:t>
+      </w:r>
+      <w:r>
+        <w:rPr>
+          <w:color w:val="00B050"/>
+        </w:rPr>
+        <w:t>→ `</w:t>
+      </w:r>
+      <w:r>
+        <w:rPr>
+          <w:rFonts w:hint="eastAsia"/>
+        </w:rPr>
+        <w:t xml:space="preserve"> </w:t>
+      </w:r>
+      <w:r>
+        <w:rPr>
+          <w:color w:val="00B050"/>
+        </w:rPr>
+        <w:t xml:space="preserve">out_quantity </w:t>
+      </w:r>
+      <w:r>
+        <w:rPr>
+          <w:color w:val="00B050"/>
+        </w:rPr>
+        <w:t>` 字</w:t>
+      </w:r>
+      <w:r>
+        <w:rPr>
+          <w:color w:val="00B050"/>
+        </w:rPr>
+        <w:t>段</w:t>
+      </w:r>
+    </w:p>
+    <w:p>
+      <w:pPr>
+        <w:pStyle w:val="a9"/>
+        <w:numPr>
+          <w:ilvl w:val="0"/>
+          <w:numId w:val="1"/>
+        </w:numPr>
+        <w:rPr>
+          <w:rFonts w:hint="eastAsia"/>
+          <w:color w:val="00B050"/>
+        </w:rPr>
+      </w:pPr>
+      <w:r>
+        <w:rPr>
+          <w:rFonts w:hint="eastAsia"/>
+          <w:color w:val="000000" w:themeColor="text1"/>
+        </w:rPr>
+        <w:t>订单与物料绑定的信息：</w:t>
+      </w:r>
+      <w:r>
+        <w:rPr>
+          <w:rFonts w:hint="eastAsia"/>
+          <w:color w:val="00B050"/>
+        </w:rPr>
+        <w:t>buffer实时库存</w:t>
+      </w:r>
+      <w:r>
+        <w:rPr>
+          <w:color w:val="00B050"/>
+        </w:rPr>
+        <w:t>→</w:t>
+      </w:r>
+      <w:r>
+        <w:rPr>
+          <w:color w:val="00B050"/>
+        </w:rPr>
+        <w:t xml:space="preserve"> `</w:t>
+      </w:r>
+      <w:r>
+        <w:rPr>
+          <w:rFonts w:hint="eastAsia"/>
+        </w:rPr>
+        <w:t xml:space="preserve"> </w:t>
+      </w:r>
+      <w:r>
+        <w:rPr>
+          <w:color w:val="00B050"/>
+        </w:rPr>
+        <w:t>sourceName</w:t>
+      </w:r>
+      <w:r>
+        <w:rPr>
+          <w:color w:val="00B050"/>
+        </w:rPr>
+        <w:t xml:space="preserve"> </w:t>
+      </w:r>
+      <w:r>
+        <w:rPr>
+          <w:color w:val="00B050"/>
+        </w:rPr>
+        <w:t>` 字</w:t>
+      </w:r>
+      <w:r>
+        <w:rPr>
+          <w:color w:val="00B050"/>
+        </w:rPr>
+        <w:t>段</w:t>
+      </w:r>
+    </w:p>
+    <w:p>
+      <w:pPr>
+        <w:pStyle w:val="a9"/>
+        <w:numPr>
+          <w:ilvl w:val="0"/>
+          <w:numId w:val="1"/>
+        </w:numPr>
+        <w:rPr>
+          <w:rFonts w:hint="eastAsia"/>
+          <w:color w:val="00B050"/>
+        </w:rPr>
+      </w:pPr>
+      <w:r>
+        <w:rPr>
+          <w:rFonts w:hint="eastAsia"/>
+          <w:color w:val="000000" w:themeColor="text1"/>
         </w:rPr>
         <w:t>当前</w:t>
       </w:r>
       <w:r>
         <w:rPr>
           <w:rFonts w:hint="eastAsia"/>
-          <w:color w:val="C00000"/>
+          <w:color w:val="000000" w:themeColor="text1"/>
         </w:rPr>
         <w:t>库存</w:t>
       </w:r>
       <w:r>
         <w:rPr>
           <w:rFonts w:hint="eastAsia"/>
-          <w:color w:val="C00000"/>
+          <w:color w:val="000000" w:themeColor="text1"/>
         </w:rPr>
         <w:t>量</w:t>
       </w:r>
       <w:r>
         <w:rPr>
           <w:rFonts w:hint="eastAsia"/>
-          <w:color w:val="C00000"/>
+          <w:color w:val="000000" w:themeColor="text1"/>
         </w:rPr>
         <w:t>：</w:t>
       </w:r>
@@ -1161,18 +1386,73 @@
       <w:r>
         <w:rPr>
           <w:rFonts w:hint="eastAsia"/>
-          <w:color w:val="00B050"/>
         </w:rPr>
         <w:t xml:space="preserve"> </w:t>
       </w:r>
-      <w:proofErr w:type="spellStart"/>
+      <w:r>
+        <w:rPr>
+          <w:color w:val="00B050"/>
+        </w:rPr>
+        <w:t>currentStockQuantity</w:t>
+      </w:r>
+      <w:r>
+        <w:rPr>
+          <w:color w:val="00B050"/>
+        </w:rPr>
+        <w:t>` 字</w:t>
+      </w:r>
+      <w:r>
+        <w:rPr>
+          <w:color w:val="00B050"/>
+        </w:rPr>
+        <w:t>段</w:t>
+      </w:r>
+    </w:p>
+    <w:p>
+      <w:pPr>
+        <w:pStyle w:val="a9"/>
+        <w:numPr>
+          <w:ilvl w:val="0"/>
+          <w:numId w:val="1"/>
+        </w:numPr>
+        <w:rPr>
+          <w:rFonts w:hint="eastAsia"/>
+          <w:color w:val="00B050"/>
+        </w:rPr>
+      </w:pPr>
+      <w:r>
+        <w:rPr>
+          <w:rFonts w:hint="eastAsia"/>
+          <w:color w:val="000000" w:themeColor="text1"/>
+        </w:rPr>
+        <w:t>Buffer当前占用率：</w:t>
+      </w:r>
+      <w:r>
+        <w:rPr>
+          <w:rFonts w:hint="eastAsia"/>
+          <w:color w:val="00B050"/>
+        </w:rPr>
+        <w:t>buffer实时库存</w:t>
+      </w:r>
+      <w:r>
+        <w:rPr>
+          <w:color w:val="00B050"/>
+        </w:rPr>
+        <w:t>→ `</w:t>
+      </w:r>
+      <w:r>
+        <w:rPr>
+          <w:rFonts w:hint="eastAsia"/>
+          <w:color w:val="00B050"/>
+        </w:rPr>
+        <w:t xml:space="preserve"> </w:t>
+      </w:r>
       <w:r>
         <w:rPr>
           <w:color w:val="00B050"/>
         </w:rPr>
         <w:t>currentUtilizationRate</w:t>
       </w:r>
-      <w:proofErr w:type="spellEnd"/>
       <w:r>
         <w:rPr>
           <w:color w:val="00B050"/>
@@ -1438,6 +1718,7 @@
         <w:rPr>
           <w:rFonts w:hint="eastAsia"/>
         </w:rPr>
+        <w:lastRenderedPageBreak/>
         <w:t>机台当前生产型号的</w:t>
       </w:r>
       <w:r>
@@ -1617,7 +1898,6 @@
           <w:b/>
           <w:bCs/>
         </w:rPr>
-        <w:lastRenderedPageBreak/>
         <w:t>3.5</w:t>
       </w:r>
       <w:r>
@@ -1854,6 +2134,26 @@
         </w:numPr>
         <w:rPr>
           <w:rFonts w:hint="eastAsia"/>
+          <w:color w:val="C00000"/>
+        </w:rPr>
+      </w:pPr>
+      <w:r>
+        <w:rPr>
+          <w:rFonts w:hint="eastAsia"/>
+          <w:color w:val="C00000"/>
+        </w:rPr>
+        <w:t>订单需求总量：</w:t>
+      </w:r>
+    </w:p>
+    <w:p>
+      <w:pPr>
+        <w:pStyle w:val="a9"/>
+        <w:numPr>
+          <w:ilvl w:val="0"/>
+          <w:numId w:val="20"/>
+        </w:numPr>
+        <w:rPr>
+          <w:rFonts w:hint="eastAsia"/>
           <w:color w:val="00B050"/>
         </w:rPr>
       </w:pPr>
@@ -2040,13 +2340,8 @@
       <w:pPr>
         <w:rPr>
           <w:rFonts w:hint="eastAsia"/>
-        </w:rPr>
-      </w:pPr>
-    </w:p>
-    <w:p>
-      <w:pPr>
-        <w:rPr>
-          <w:rFonts w:hint="eastAsia"/>
+          <w:b/>
+          <w:bCs/>
         </w:rPr>
       </w:pPr>
     </w:p>
@@ -2300,6 +2595,95 @@
     </w:lvl>
   </w:abstractNum>
   <w:abstractNum w:abstractNumId="2" w15:restartNumberingAfterBreak="0">
+    <w:nsid w:val="11661929"/>
+    <w:multiLevelType w:val="hybridMultilevel"/>
+    <w:tmpl w:val="CBF65658"/>
+    <w:lvl w:ilvl="0" w:tplc="F81E408E">
+      <w:start w:val="1"/>
+      <w:numFmt w:val="lowerLetter"/>
+      <w:lvlText w:val="%1"/>
+      <w:lvlJc w:val="left"/>
+      <w:pPr>
+        <w:ind w:left="440" w:hanging="440"/>
+      </w:pPr>
+      <w:rPr>
+        <w:rFonts w:hint="eastAsia"/>
+      </w:rPr>
+    </w:lvl>
+    <w:lvl w:ilvl="1" w:tplc="04090019" w:tentative="1">
+      <w:start w:val="1"/>
+      <w:numFmt w:val="lowerLetter"/>
+      <w:lvlText w:val="%2)"/>
+      <w:lvlJc w:val="left"/>
+      <w:pPr>
+        <w:ind w:left="880" w:hanging="440"/>
+      </w:pPr>
+    </w:lvl>
+    <w:lvl w:ilvl="2" w:tplc="0409001B" w:tentative="1">
+      <w:start w:val="1"/>
+      <w:numFmt w:val="lowerRoman"/>
+      <w:lvlText w:val="%3."/>
+      <w:lvlJc w:val="right"/>
+      <w:pPr>
+        <w:ind w:left="1320" w:hanging="440"/>
+      </w:pPr>
+    </w:lvl>
+    <w:lvl w:ilvl="3" w:tplc="0409000F" w:tentative="1">
+      <w:start w:val="1"/>
+      <w:numFmt w:val="decimal"/>
+      <w:lvlText w:val="%4."/>
+      <w:lvlJc w:val="left"/>
+      <w:pPr>
+        <w:ind w:left="1760" w:hanging="440"/>
+      </w:pPr>
+    </w:lvl>
+    <w:lvl w:ilvl="4" w:tplc="04090019" w:tentative="1">
+      <w:start w:val="1"/>
+      <w:numFmt w:val="lowerLetter"/>
+      <w:lvlText w:val="%5)"/>
+      <w:lvlJc w:val="left"/>
+      <w:pPr>
+        <w:ind w:left="2200" w:hanging="440"/>
+      </w:pPr>
+    </w:lvl>
+    <w:lvl w:ilvl="5" w:tplc="0409001B" w:tentative="1">
+      <w:start w:val="1"/>
+      <w:numFmt w:val="lowerRoman"/>
+      <w:lvlText w:val="%6."/>
+      <w:lvlJc w:val="right"/>
+      <w:pPr>
+        <w:ind w:left="2640" w:hanging="440"/>
+      </w:pPr>
+    </w:lvl>
+    <w:lvl w:ilvl="6" w:tplc="0409000F" w:tentative="1">
+      <w:start w:val="1"/>
+      <w:numFmt w:val="decimal"/>
+      <w:lvlText w:val="%7."/>
+      <w:lvlJc w:val="left"/>
+      <w:pPr>
+        <w:ind w:left="3080" w:hanging="440"/>
+      </w:pPr>
+    </w:lvl>
+    <w:lvl w:ilvl="7" w:tplc="04090019" w:tentative="1">
+      <w:start w:val="1"/>
+      <w:numFmt w:val="lowerLetter"/>
+      <w:lvlText w:val="%8)"/>
+      <w:lvlJc w:val="left"/>
+      <w:pPr>
+        <w:ind w:left="3520" w:hanging="440"/>
+      </w:pPr>
+    </w:lvl>
+    <w:lvl w:ilvl="8" w:tplc="0409001B" w:tentative="1">
+      <w:start w:val="1"/>
+      <w:numFmt w:val="lowerRoman"/>
+      <w:lvlText w:val="%9."/>
+      <w:lvlJc w:val="right"/>
+      <w:pPr>
+        <w:ind w:left="3960" w:hanging="440"/>
+      </w:pPr>
+    </w:lvl>
+  </w:abstractNum>
+  <w:abstractNum w:abstractNumId="3" w15:restartNumberingAfterBreak="0">
     <w:nsid w:val="11732A75"/>
     <w:multiLevelType w:val="hybridMultilevel"/>
     <w:tmpl w:val="9CC6C394"/>
@@ -2388,7 +2772,7 @@
       </w:pPr>
     </w:lvl>
   </w:abstractNum>
-  <w:abstractNum w:abstractNumId="3" w15:restartNumberingAfterBreak="0">
+  <w:abstractNum w:abstractNumId="4" w15:restartNumberingAfterBreak="0">
     <w:nsid w:val="1D5329E7"/>
     <w:multiLevelType w:val="hybridMultilevel"/>
     <w:tmpl w:val="80F0D612"/>
@@ -2477,7 +2861,7 @@
       </w:pPr>
     </w:lvl>
   </w:abstractNum>
-  <w:abstractNum w:abstractNumId="4" w15:restartNumberingAfterBreak="0">
+  <w:abstractNum w:abstractNumId="5" w15:restartNumberingAfterBreak="0">
     <w:nsid w:val="20BD25EE"/>
     <w:multiLevelType w:val="hybridMultilevel"/>
     <w:tmpl w:val="10E0CCAA"/>
@@ -2566,7 +2950,7 @@
       </w:pPr>
     </w:lvl>
   </w:abstractNum>
-  <w:abstractNum w:abstractNumId="5" w15:restartNumberingAfterBreak="0">
+  <w:abstractNum w:abstractNumId="6" w15:restartNumberingAfterBreak="0">
     <w:nsid w:val="38D615F2"/>
     <w:multiLevelType w:val="hybridMultilevel"/>
     <w:tmpl w:val="AF12F9EC"/>
@@ -2652,7 +3036,7 @@
       </w:pPr>
     </w:lvl>
   </w:abstractNum>
-  <w:abstractNum w:abstractNumId="6" w15:restartNumberingAfterBreak="0">
+  <w:abstractNum w:abstractNumId="7" w15:restartNumberingAfterBreak="0">
     <w:nsid w:val="3CD31ED3"/>
     <w:multiLevelType w:val="hybridMultilevel"/>
     <w:tmpl w:val="975641BE"/>
@@ -2738,7 +3122,7 @@
       </w:pPr>
     </w:lvl>
   </w:abstractNum>
-  <w:abstractNum w:abstractNumId="7" w15:restartNumberingAfterBreak="0">
+  <w:abstractNum w:abstractNumId="8" w15:restartNumberingAfterBreak="0">
     <w:nsid w:val="3E8E08D1"/>
     <w:multiLevelType w:val="hybridMultilevel"/>
     <w:tmpl w:val="90A81B06"/>
@@ -2827,10 +3211,10 @@
       </w:pPr>
     </w:lvl>
   </w:abstractNum>
-  <w:abstractNum w:abstractNumId="8" w15:restartNumberingAfterBreak="0">
+  <w:abstractNum w:abstractNumId="9" w15:restartNumberingAfterBreak="0">
     <w:nsid w:val="40BC2ECA"/>
     <w:multiLevelType w:val="hybridMultilevel"/>
-    <w:tmpl w:val="50F2E444"/>
+    <w:tmpl w:val="4F1EA9A0"/>
     <w:lvl w:ilvl="0" w:tplc="04090019">
       <w:start w:val="1"/>
       <w:numFmt w:val="lowerLetter"/>
@@ -2913,7 +3297,7 @@
       </w:pPr>
     </w:lvl>
   </w:abstractNum>
-  <w:abstractNum w:abstractNumId="9" w15:restartNumberingAfterBreak="0">
+  <w:abstractNum w:abstractNumId="10" w15:restartNumberingAfterBreak="0">
     <w:nsid w:val="46A8649B"/>
     <w:multiLevelType w:val="hybridMultilevel"/>
     <w:tmpl w:val="22EC2848"/>
@@ -2999,7 +3383,7 @@
       </w:pPr>
     </w:lvl>
   </w:abstractNum>
-  <w:abstractNum w:abstractNumId="10" w15:restartNumberingAfterBreak="0">
+  <w:abstractNum w:abstractNumId="11" w15:restartNumberingAfterBreak="0">
     <w:nsid w:val="49A75005"/>
     <w:multiLevelType w:val="hybridMultilevel"/>
     <w:tmpl w:val="069A99CE"/>
@@ -3088,7 +3472,7 @@
       </w:pPr>
     </w:lvl>
   </w:abstractNum>
-  <w:abstractNum w:abstractNumId="11" w15:restartNumberingAfterBreak="0">
+  <w:abstractNum w:abstractNumId="12" w15:restartNumberingAfterBreak="0">
     <w:nsid w:val="516A06BB"/>
     <w:multiLevelType w:val="hybridMultilevel"/>
     <w:tmpl w:val="A2E00AE6"/>
@@ -3174,7 +3558,7 @@
       </w:pPr>
     </w:lvl>
   </w:abstractNum>
-  <w:abstractNum w:abstractNumId="12" w15:restartNumberingAfterBreak="0">
+  <w:abstractNum w:abstractNumId="13" w15:restartNumberingAfterBreak="0">
     <w:nsid w:val="5442265A"/>
     <w:multiLevelType w:val="hybridMultilevel"/>
     <w:tmpl w:val="22B0438C"/>
@@ -3260,7 +3644,7 @@
       </w:pPr>
     </w:lvl>
   </w:abstractNum>
-  <w:abstractNum w:abstractNumId="13" w15:restartNumberingAfterBreak="0">
+  <w:abstractNum w:abstractNumId="14" w15:restartNumberingAfterBreak="0">
     <w:nsid w:val="56815032"/>
     <w:multiLevelType w:val="hybridMultilevel"/>
     <w:tmpl w:val="B3A0848C"/>
@@ -3349,7 +3733,7 @@
       </w:pPr>
     </w:lvl>
   </w:abstractNum>
-  <w:abstractNum w:abstractNumId="14" w15:restartNumberingAfterBreak="0">
+  <w:abstractNum w:abstractNumId="15" w15:restartNumberingAfterBreak="0">
     <w:nsid w:val="56EB42C3"/>
     <w:multiLevelType w:val="hybridMultilevel"/>
     <w:tmpl w:val="8D662A40"/>
@@ -3438,7 +3822,7 @@
       </w:pPr>
     </w:lvl>
   </w:abstractNum>
-  <w:abstractNum w:abstractNumId="15" w15:restartNumberingAfterBreak="0">
+  <w:abstractNum w:abstractNumId="16" w15:restartNumberingAfterBreak="0">
     <w:nsid w:val="61F542E3"/>
     <w:multiLevelType w:val="hybridMultilevel"/>
     <w:tmpl w:val="92E858B4"/>
@@ -3524,7 +3908,7 @@
       </w:pPr>
     </w:lvl>
   </w:abstractNum>
-  <w:abstractNum w:abstractNumId="16" w15:restartNumberingAfterBreak="0">
+  <w:abstractNum w:abstractNumId="17" w15:restartNumberingAfterBreak="0">
     <w:nsid w:val="6601728D"/>
     <w:multiLevelType w:val="hybridMultilevel"/>
     <w:tmpl w:val="D4CAF0F4"/>
@@ -3613,7 +3997,7 @@
       </w:pPr>
     </w:lvl>
   </w:abstractNum>
-  <w:abstractNum w:abstractNumId="17" w15:restartNumberingAfterBreak="0">
+  <w:abstractNum w:abstractNumId="18" w15:restartNumberingAfterBreak="0">
     <w:nsid w:val="6A657131"/>
     <w:multiLevelType w:val="hybridMultilevel"/>
     <w:tmpl w:val="53649B0E"/>
@@ -3702,7 +4086,7 @@
       </w:pPr>
     </w:lvl>
   </w:abstractNum>
-  <w:abstractNum w:abstractNumId="18" w15:restartNumberingAfterBreak="0">
+  <w:abstractNum w:abstractNumId="19" w15:restartNumberingAfterBreak="0">
     <w:nsid w:val="74D276D0"/>
     <w:multiLevelType w:val="hybridMultilevel"/>
     <w:tmpl w:val="B14AD468"/>
@@ -3791,7 +4175,96 @@
       </w:pPr>
     </w:lvl>
   </w:abstractNum>
-  <w:abstractNum w:abstractNumId="19" w15:restartNumberingAfterBreak="0">
+  <w:abstractNum w:abstractNumId="20" w15:restartNumberingAfterBreak="0">
+    <w:nsid w:val="78D56493"/>
+    <w:multiLevelType w:val="hybridMultilevel"/>
+    <w:tmpl w:val="FA80BB94"/>
+    <w:lvl w:ilvl="0" w:tplc="E33AEA6A">
+      <w:start w:val="1"/>
+      <w:numFmt w:val="decimal"/>
+      <w:lvlText w:val="%1."/>
+      <w:lvlJc w:val="left"/>
+      <w:pPr>
+        <w:ind w:left="360" w:hanging="360"/>
+      </w:pPr>
+      <w:rPr>
+        <w:rFonts w:hint="default"/>
+      </w:rPr>
+    </w:lvl>
+    <w:lvl w:ilvl="1" w:tplc="04090019" w:tentative="1">
+      <w:start w:val="1"/>
+      <w:numFmt w:val="lowerLetter"/>
+      <w:lvlText w:val="%2)"/>
+      <w:lvlJc w:val="left"/>
+      <w:pPr>
+        <w:ind w:left="880" w:hanging="440"/>
+      </w:pPr>
+    </w:lvl>
+    <w:lvl w:ilvl="2" w:tplc="0409001B" w:tentative="1">
+      <w:start w:val="1"/>
+      <w:numFmt w:val="lowerRoman"/>
+      <w:lvlText w:val="%3."/>
+      <w:lvlJc w:val="right"/>
+      <w:pPr>
+        <w:ind w:left="1320" w:hanging="440"/>
+      </w:pPr>
+    </w:lvl>
+    <w:lvl w:ilvl="3" w:tplc="0409000F" w:tentative="1">
+      <w:start w:val="1"/>
+      <w:numFmt w:val="decimal"/>
+      <w:lvlText w:val="%4."/>
+      <w:lvlJc w:val="left"/>
+      <w:pPr>
+        <w:ind w:left="1760" w:hanging="440"/>
+      </w:pPr>
+    </w:lvl>
+    <w:lvl w:ilvl="4" w:tplc="04090019" w:tentative="1">
+      <w:start w:val="1"/>
+      <w:numFmt w:val="lowerLetter"/>
+      <w:lvlText w:val="%5)"/>
+      <w:lvlJc w:val="left"/>
+      <w:pPr>
+        <w:ind w:left="2200" w:hanging="440"/>
+      </w:pPr>
+    </w:lvl>
+    <w:lvl w:ilvl="5" w:tplc="0409001B" w:tentative="1">
+      <w:start w:val="1"/>
+      <w:numFmt w:val="lowerRoman"/>
+      <w:lvlText w:val="%6."/>
+      <w:lvlJc w:val="right"/>
+      <w:pPr>
+        <w:ind w:left="2640" w:hanging="440"/>
+      </w:pPr>
+    </w:lvl>
+    <w:lvl w:ilvl="6" w:tplc="0409000F" w:tentative="1">
+      <w:start w:val="1"/>
+      <w:numFmt w:val="decimal"/>
+      <w:lvlText w:val="%7."/>
+      <w:lvlJc w:val="left"/>
+      <w:pPr>
+        <w:ind w:left="3080" w:hanging="440"/>
+      </w:pPr>
+    </w:lvl>
+    <w:lvl w:ilvl="7" w:tplc="04090019" w:tentative="1">
+      <w:start w:val="1"/>
+      <w:numFmt w:val="lowerLetter"/>
+      <w:lvlText w:val="%8)"/>
+      <w:lvlJc w:val="left"/>
+      <w:pPr>
+        <w:ind w:left="3520" w:hanging="440"/>
+      </w:pPr>
+    </w:lvl>
+    <w:lvl w:ilvl="8" w:tplc="0409001B" w:tentative="1">
+      <w:start w:val="1"/>
+      <w:numFmt w:val="lowerRoman"/>
+      <w:lvlText w:val="%9."/>
+      <w:lvlJc w:val="right"/>
+      <w:pPr>
+        <w:ind w:left="3960" w:hanging="440"/>
+      </w:pPr>
+    </w:lvl>
+  </w:abstractNum>
+  <w:abstractNum w:abstractNumId="21" w15:restartNumberingAfterBreak="0">
     <w:nsid w:val="79EC1C94"/>
     <w:multiLevelType w:val="hybridMultilevel"/>
     <w:tmpl w:val="540E06EA"/>
@@ -3880,65 +4353,163 @@
       </w:pPr>
     </w:lvl>
   </w:abstractNum>
+  <w:abstractNum w:abstractNumId="22" w15:restartNumberingAfterBreak="0">
+    <w:nsid w:val="7E165B0C"/>
+    <w:multiLevelType w:val="hybridMultilevel"/>
+    <w:tmpl w:val="46B86A4A"/>
+    <w:lvl w:ilvl="0" w:tplc="F81E408E">
+      <w:start w:val="1"/>
+      <w:numFmt w:val="lowerLetter"/>
+      <w:lvlText w:val="%1"/>
+      <w:lvlJc w:val="left"/>
+      <w:pPr>
+        <w:ind w:left="440" w:hanging="440"/>
+      </w:pPr>
+      <w:rPr>
+        <w:rFonts w:hint="eastAsia"/>
+      </w:rPr>
+    </w:lvl>
+    <w:lvl w:ilvl="1" w:tplc="04090019" w:tentative="1">
+      <w:start w:val="1"/>
+      <w:numFmt w:val="lowerLetter"/>
+      <w:lvlText w:val="%2)"/>
+      <w:lvlJc w:val="left"/>
+      <w:pPr>
+        <w:ind w:left="880" w:hanging="440"/>
+      </w:pPr>
+    </w:lvl>
+    <w:lvl w:ilvl="2" w:tplc="0409001B" w:tentative="1">
+      <w:start w:val="1"/>
+      <w:numFmt w:val="lowerRoman"/>
+      <w:lvlText w:val="%3."/>
+      <w:lvlJc w:val="right"/>
+      <w:pPr>
+        <w:ind w:left="1320" w:hanging="440"/>
+      </w:pPr>
+    </w:lvl>
+    <w:lvl w:ilvl="3" w:tplc="0409000F" w:tentative="1">
+      <w:start w:val="1"/>
+      <w:numFmt w:val="decimal"/>
+      <w:lvlText w:val="%4."/>
+      <w:lvlJc w:val="left"/>
+      <w:pPr>
+        <w:ind w:left="1760" w:hanging="440"/>
+      </w:pPr>
+    </w:lvl>
+    <w:lvl w:ilvl="4" w:tplc="04090019" w:tentative="1">
+      <w:start w:val="1"/>
+      <w:numFmt w:val="lowerLetter"/>
+      <w:lvlText w:val="%5)"/>
+      <w:lvlJc w:val="left"/>
+      <w:pPr>
+        <w:ind w:left="2200" w:hanging="440"/>
+      </w:pPr>
+    </w:lvl>
+    <w:lvl w:ilvl="5" w:tplc="0409001B" w:tentative="1">
+      <w:start w:val="1"/>
+      <w:numFmt w:val="lowerRoman"/>
+      <w:lvlText w:val="%6."/>
+      <w:lvlJc w:val="right"/>
+      <w:pPr>
+        <w:ind w:left="2640" w:hanging="440"/>
+      </w:pPr>
+    </w:lvl>
+    <w:lvl w:ilvl="6" w:tplc="0409000F" w:tentative="1">
+      <w:start w:val="1"/>
+      <w:numFmt w:val="decimal"/>
+      <w:lvlText w:val="%7."/>
+      <w:lvlJc w:val="left"/>
+      <w:pPr>
+        <w:ind w:left="3080" w:hanging="440"/>
+      </w:pPr>
+    </w:lvl>
+    <w:lvl w:ilvl="7" w:tplc="04090019" w:tentative="1">
+      <w:start w:val="1"/>
+      <w:numFmt w:val="lowerLetter"/>
+      <w:lvlText w:val="%8)"/>
+      <w:lvlJc w:val="left"/>
+      <w:pPr>
+        <w:ind w:left="3520" w:hanging="440"/>
+      </w:pPr>
+    </w:lvl>
+    <w:lvl w:ilvl="8" w:tplc="0409001B" w:tentative="1">
+      <w:start w:val="1"/>
+      <w:numFmt w:val="lowerRoman"/>
+      <w:lvlText w:val="%9."/>
+      <w:lvlJc w:val="right"/>
+      <w:pPr>
+        <w:ind w:left="3960" w:hanging="440"/>
+      </w:pPr>
+    </w:lvl>
+  </w:abstractNum>
   <w:num w:numId="1" w16cid:durableId="1075663049">
-    <w:abstractNumId w:val="16"/>
+    <w:abstractNumId w:val="17"/>
   </w:num>
   <w:num w:numId="2" w16cid:durableId="2062627298">
-    <w:abstractNumId w:val="13"/>
+    <w:abstractNumId w:val="14"/>
   </w:num>
   <w:num w:numId="3" w16cid:durableId="648097384">
     <w:abstractNumId w:val="1"/>
   </w:num>
   <w:num w:numId="4" w16cid:durableId="1182938663">
-    <w:abstractNumId w:val="5"/>
+    <w:abstractNumId w:val="6"/>
   </w:num>
   <w:num w:numId="5" w16cid:durableId="396320826">
-    <w:abstractNumId w:val="12"/>
+    <w:abstractNumId w:val="13"/>
   </w:num>
   <w:num w:numId="6" w16cid:durableId="931619327">
-    <w:abstractNumId w:val="9"/>
+    <w:abstractNumId w:val="10"/>
   </w:num>
   <w:num w:numId="7" w16cid:durableId="1949778741">
     <w:abstractNumId w:val="0"/>
   </w:num>
   <w:num w:numId="8" w16cid:durableId="1066883027">
-    <w:abstractNumId w:val="2"/>
+    <w:abstractNumId w:val="3"/>
   </w:num>
   <w:num w:numId="9" w16cid:durableId="1109157610">
+    <w:abstractNumId w:val="5"/>
+  </w:num>
+  <w:num w:numId="10" w16cid:durableId="748234331">
+    <w:abstractNumId w:val="8"/>
+  </w:num>
+  <w:num w:numId="11" w16cid:durableId="1157841414">
     <w:abstractNumId w:val="4"/>
   </w:num>
-  <w:num w:numId="10" w16cid:durableId="748234331">
+  <w:num w:numId="12" w16cid:durableId="250361777">
+    <w:abstractNumId w:val="11"/>
+  </w:num>
+  <w:num w:numId="13" w16cid:durableId="196891935">
+    <w:abstractNumId w:val="12"/>
+  </w:num>
+  <w:num w:numId="14" w16cid:durableId="20523109">
+    <w:abstractNumId w:val="19"/>
+  </w:num>
+  <w:num w:numId="15" w16cid:durableId="657461808">
+    <w:abstractNumId w:val="18"/>
+  </w:num>
+  <w:num w:numId="16" w16cid:durableId="1018115378">
+    <w:abstractNumId w:val="21"/>
+  </w:num>
+  <w:num w:numId="17" w16cid:durableId="1521239743">
+    <w:abstractNumId w:val="16"/>
+  </w:num>
+  <w:num w:numId="18" w16cid:durableId="1051419719">
+    <w:abstractNumId w:val="9"/>
+  </w:num>
+  <w:num w:numId="19" w16cid:durableId="931160605">
     <w:abstractNumId w:val="7"/>
   </w:num>
-  <w:num w:numId="11" w16cid:durableId="1157841414">
-    <w:abstractNumId w:val="3"/>
-  </w:num>
-  <w:num w:numId="12" w16cid:durableId="250361777">
-    <w:abstractNumId w:val="10"/>
-  </w:num>
-  <w:num w:numId="13" w16cid:durableId="196891935">
-    <w:abstractNumId w:val="11"/>
-  </w:num>
-  <w:num w:numId="14" w16cid:durableId="20523109">
-    <w:abstractNumId w:val="18"/>
-  </w:num>
-  <w:num w:numId="15" w16cid:durableId="657461808">
-    <w:abstractNumId w:val="17"/>
-  </w:num>
-  <w:num w:numId="16" w16cid:durableId="1018115378">
-    <w:abstractNumId w:val="19"/>
-  </w:num>
-  <w:num w:numId="17" w16cid:durableId="1521239743">
+  <w:num w:numId="20" w16cid:durableId="1145389732">
     <w:abstractNumId w:val="15"/>
   </w:num>
-  <w:num w:numId="18" w16cid:durableId="1051419719">
-    <w:abstractNumId w:val="8"/>
+  <w:num w:numId="21" w16cid:durableId="280310563">
+    <w:abstractNumId w:val="20"/>
   </w:num>
-  <w:num w:numId="19" w16cid:durableId="931160605">
-    <w:abstractNumId w:val="6"/>
+  <w:num w:numId="22" w16cid:durableId="1114323434">
+    <w:abstractNumId w:val="22"/>
   </w:num>
-  <w:num w:numId="20" w16cid:durableId="1145389732">
-    <w:abstractNumId w:val="14"/>
+  <w:num w:numId="23" w16cid:durableId="63914969">
+    <w:abstractNumId w:val="2"/>
   </w:num>
 </w:numbering>
 </file>
@@ -4550,7 +5121,6 @@
   <w:style w:type="character" w:default="1" w:styleId="a0">
     <w:name w:val="Default Paragraph Font"/>
     <w:uiPriority w:val="1"/>
-    <w:semiHidden/>
     <w:unhideWhenUsed/>
   </w:style>
   <w:style w:type="table" w:default="1" w:styleId="a1">
